--- a/report/wordtemplate.docx
+++ b/report/wordtemplate.docx
@@ -31,6 +31,7 @@
         <w:rPr>
           <w:rFonts w:asciiTheme="minorHAnsi" w:eastAsiaTheme="minorHAnsi" w:hAnsiTheme="minorHAnsi" w:cstheme="minorBidi"/>
           <w:b w:val="0"/>
+          <w:caps w:val="0"/>
           <w:color w:val="auto"/>
           <w:sz w:val="24"/>
           <w:szCs w:val="24"/>
@@ -41,11 +42,6 @@
           <w:docPartUnique/>
         </w:docPartObj>
       </w:sdtPr>
-      <w:sdtEndPr>
-        <w:rPr>
-          <w:caps w:val="0"/>
-        </w:rPr>
-      </w:sdtEndPr>
       <w:sdtContent>
         <w:p>
           <w:pPr>
@@ -622,7 +618,11 @@
       </w:r>
       <w:proofErr w:type="spellEnd"/>
       <w:r>
-        <w:t xml:space="preserve"> option in the YAML of </w:t>
+        <w:t xml:space="preserve"> option in the YAML </w:t>
+      </w:r>
+      <w:proofErr w:type="gramStart"/>
+      <w:r>
+        <w:t xml:space="preserve">of </w:t>
       </w:r>
       <w:r>
         <w:rPr>
@@ -638,8 +638,17 @@
         <w:t>Rmd</w:t>
       </w:r>
       <w:proofErr w:type="spellEnd"/>
-      <w:r>
-        <w:t xml:space="preserve"> documents I can have all of my </w:t>
+      <w:proofErr w:type="gramEnd"/>
+      <w:r>
+        <w:t xml:space="preserve"> documents I can have </w:t>
+      </w:r>
+      <w:proofErr w:type="gramStart"/>
+      <w:r>
+        <w:t>all of</w:t>
+      </w:r>
+      <w:proofErr w:type="gramEnd"/>
+      <w:r>
+        <w:t xml:space="preserve"> my </w:t>
       </w:r>
       <w:proofErr w:type="spellStart"/>
       <w:r>
@@ -706,6 +715,7 @@
         <w:t xml:space="preserve"> </w:t>
       </w:r>
       <w:proofErr w:type="spellStart"/>
+      <w:proofErr w:type="gramStart"/>
       <w:r>
         <w:rPr>
           <w:rStyle w:val="FunctionTok"/>
@@ -713,6 +723,7 @@
         <w:t>data.frame</w:t>
       </w:r>
       <w:proofErr w:type="spellEnd"/>
+      <w:proofErr w:type="gramEnd"/>
       <w:r>
         <w:rPr>
           <w:rStyle w:val="NormalTok"/>
@@ -731,6 +742,7 @@
         </w:rPr>
         <w:t xml:space="preserve"> </w:t>
       </w:r>
+      <w:proofErr w:type="gramStart"/>
       <w:r>
         <w:rPr>
           <w:rStyle w:val="FunctionTok"/>
@@ -743,6 +755,7 @@
         </w:rPr>
         <w:t>(</w:t>
       </w:r>
+      <w:proofErr w:type="gramEnd"/>
       <w:r>
         <w:rPr>
           <w:rStyle w:val="StringTok"/>
@@ -808,6 +821,7 @@
         </w:rPr>
         <w:t xml:space="preserve"> </w:t>
       </w:r>
+      <w:proofErr w:type="gramStart"/>
       <w:r>
         <w:rPr>
           <w:rStyle w:val="FunctionTok"/>
@@ -820,6 +834,7 @@
         </w:rPr>
         <w:t>(</w:t>
       </w:r>
+      <w:proofErr w:type="gramEnd"/>
       <w:r>
         <w:rPr>
           <w:rStyle w:val="DecValTok"/>
@@ -860,6 +875,7 @@
         <w:br/>
       </w:r>
       <w:proofErr w:type="spellStart"/>
+      <w:proofErr w:type="gramStart"/>
       <w:r>
         <w:rPr>
           <w:rStyle w:val="NormalTok"/>
@@ -885,7 +901,14 @@
         <w:rPr>
           <w:rStyle w:val="NormalTok"/>
         </w:rPr>
-        <w:t xml:space="preserve">(tab, </w:t>
+        <w:t>(</w:t>
+      </w:r>
+      <w:proofErr w:type="gramEnd"/>
+      <w:r>
+        <w:rPr>
+          <w:rStyle w:val="NormalTok"/>
+        </w:rPr>
+        <w:t xml:space="preserve">tab, </w:t>
       </w:r>
       <w:r>
         <w:rPr>
@@ -903,7 +926,14 @@
         <w:rPr>
           <w:rStyle w:val="StringTok"/>
         </w:rPr>
-        <w:t>"Ugliness scores for the three output types of .</w:t>
+        <w:t xml:space="preserve">"Ugliness scores for the three output types </w:t>
+      </w:r>
+      <w:proofErr w:type="gramStart"/>
+      <w:r>
+        <w:rPr>
+          <w:rStyle w:val="StringTok"/>
+        </w:rPr>
+        <w:t>of .</w:t>
       </w:r>
       <w:proofErr w:type="spellStart"/>
       <w:r>
@@ -913,6 +943,7 @@
         <w:t>rmd</w:t>
       </w:r>
       <w:proofErr w:type="spellEnd"/>
+      <w:proofErr w:type="gramEnd"/>
       <w:r>
         <w:rPr>
           <w:rStyle w:val="StringTok"/>
@@ -931,13 +962,18 @@
         <w:pStyle w:val="TableCaption"/>
       </w:pPr>
       <w:r>
-        <w:t>Ugliness scores for the three output types of .</w:t>
+        <w:t xml:space="preserve">Ugliness scores for the three output types </w:t>
+      </w:r>
+      <w:proofErr w:type="gramStart"/>
+      <w:r>
+        <w:t>of .</w:t>
       </w:r>
       <w:proofErr w:type="spellStart"/>
       <w:r>
         <w:t>rmd</w:t>
       </w:r>
       <w:proofErr w:type="spellEnd"/>
+      <w:proofErr w:type="gramEnd"/>
       <w:r>
         <w:t xml:space="preserve"> documents.</w:t>
       </w:r>
@@ -1141,7 +1177,15 @@
         <w:pStyle w:val="FirstParagraph"/>
       </w:pPr>
       <w:r>
-        <w:t>I would like to center-align tables and figures.</w:t>
+        <w:t xml:space="preserve">I would like </w:t>
+      </w:r>
+      <w:proofErr w:type="gramStart"/>
+      <w:r>
+        <w:t>to center</w:t>
+      </w:r>
+      <w:proofErr w:type="gramEnd"/>
+      <w:r>
+        <w:t>-align tables and figures.</w:t>
       </w:r>
     </w:p>
     <w:p>
@@ -1228,9 +1272,11 @@
           <w:numId w:val="14"/>
         </w:numPr>
       </w:pPr>
+      <w:proofErr w:type="gramStart"/>
       <w:r>
         <w:t>perhaps</w:t>
       </w:r>
+      <w:proofErr w:type="gramEnd"/>
     </w:p>
     <w:p>
       <w:pPr>
@@ -1323,7 +1369,15 @@
         <w:pStyle w:val="FirstParagraph"/>
       </w:pPr>
       <w:r>
-        <w:t xml:space="preserve">It would be really cool if we could collectively put together a professional-looking word template that we all use. That way, with minimal effort we can all generate word documents from </w:t>
+        <w:t xml:space="preserve">It would be </w:t>
+      </w:r>
+      <w:proofErr w:type="gramStart"/>
+      <w:r>
+        <w:t>really cool</w:t>
+      </w:r>
+      <w:proofErr w:type="gramEnd"/>
+      <w:r>
+        <w:t xml:space="preserve"> if we could collectively put together a professional-looking word template that we all use. That way, with minimal effort we can all generate word documents from </w:t>
       </w:r>
       <w:proofErr w:type="spellStart"/>
       <w:r>
@@ -1331,8 +1385,27 @@
       </w:r>
       <w:proofErr w:type="spellEnd"/>
       <w:r>
-        <w:t xml:space="preserve"> that look like they came from the same organization; even informal analyses for internal use look nice and are consistent with each other. Furthermore, it would be a nice thing to give new employees or folks who are new to markdown something that looks good out of the box.</w:t>
-      </w:r>
+        <w:t xml:space="preserve"> that look like they came from the same organization; even informal analyses for internal use look nice and are consistent with each other. Furthermore, it would be a nice thing to give new employees or folks who are new to </w:t>
+      </w:r>
+      <w:proofErr w:type="gramStart"/>
+      <w:r>
+        <w:t>markdown</w:t>
+      </w:r>
+      <w:proofErr w:type="gramEnd"/>
+      <w:r>
+        <w:t xml:space="preserve"> something that looks good out of the box.</w:t>
+      </w:r>
+      <w:r>
+        <w:t xml:space="preserve"> </w:t>
+      </w:r>
+      <w:hyperlink r:id="rId9" w:history="1">
+        <w:r>
+          <w:rPr>
+            <w:rStyle w:val="Hyperlink"/>
+          </w:rPr>
+          <w:t>link</w:t>
+        </w:r>
+      </w:hyperlink>
     </w:p>
     <w:p>
       <w:pPr>
@@ -1598,7 +1671,7 @@
       </w:pPr>
     </w:p>
     <w:sectPr>
-      <w:footerReference w:type="default" r:id="rId9"/>
+      <w:footerReference w:type="default" r:id="rId10"/>
       <w:pgSz w:w="12240" w:h="15840"/>
       <w:pgMar w:top="1440" w:right="1440" w:bottom="1440" w:left="1440" w:header="720" w:footer="576" w:gutter="0"/>
       <w:cols w:space="720"/>
@@ -3048,9 +3121,9 @@
     <w:name w:val="Hyperlink"/>
     <w:basedOn w:val="CaptionChar"/>
     <w:uiPriority w:val="99"/>
-    <w:rsid w:val="009C4BB8"/>
-    <w:rPr>
-      <w:color w:val="0006F0"/>
+    <w:rsid w:val="00417476"/>
+    <w:rPr>
+      <w:color w:val="auto"/>
     </w:rPr>
   </w:style>
   <w:style w:type="paragraph" w:styleId="TOCHeading">
@@ -3681,6 +3754,18 @@
     <w:rsid w:val="00C80F6E"/>
     <w:rPr>
       <w:color w:val="666666"/>
+    </w:rPr>
+  </w:style>
+  <w:style w:type="character" w:styleId="UnresolvedMention">
+    <w:name w:val="Unresolved Mention"/>
+    <w:basedOn w:val="DefaultParagraphFont"/>
+    <w:uiPriority w:val="99"/>
+    <w:semiHidden/>
+    <w:unhideWhenUsed/>
+    <w:rsid w:val="00417476"/>
+    <w:rPr>
+      <w:color w:val="605E5C"/>
+      <w:shd w:val="clear" w:color="auto" w:fill="E1DFDD"/>
     </w:rPr>
   </w:style>
 </w:styles>
